--- a/docs/prd/LoHangKepKetHop.docx
+++ b/docs/prd/LoHangKepKetHop.docx
@@ -2,7 +2,7 @@
 <file path=word/document.xml><?xml version="1.0" encoding="utf-8"?>
 <w:document xmlns:w="http://schemas.openxmlformats.org/wordprocessingml/2006/main" xmlns:m="http://schemas.openxmlformats.org/officeDocument/2006/math" xmlns:r="http://schemas.openxmlformats.org/officeDocument/2006/relationships" xmlns:o="urn:schemas-microsoft-com:office:office" xmlns:v="urn:schemas-microsoft-com:vml" xmlns:w10="urn:schemas-microsoft-com:office:word" xmlns:a="http://schemas.openxmlformats.org/drawingml/2006/main" xmlns:pic="http://schemas.openxmlformats.org/drawingml/2006/picture" xmlns:wp="http://schemas.openxmlformats.org/drawingml/2006/wordprocessingDrawing">
   <w:body>
-    <w:bookmarkStart w:id="27" w:name="lô-hàng-kẹp-lô-hàng-kết-hợp"/>
+    <w:bookmarkStart w:id="24" w:name="lô-hàng-kẹp-lô-hàng-kết-hợp"/>
     <w:p>
       <w:pPr>
         <w:pStyle w:val="Heading1"/>
@@ -34,49 +34,7 @@
         <w:pStyle w:val="BodyText"/>
       </w:pPr>
       <w:r>
-        <w:t xml:space="preserve">Xem thêm:</w:t>
-      </w:r>
-      <w:r>
-        <w:t xml:space="preserve"> </w:t>
-      </w:r>
-      <w:hyperlink r:id="rId9">
-        <w:r>
-          <w:rPr>
-            <w:rStyle w:val="Hyperlink"/>
-          </w:rPr>
-          <w:t xml:space="preserve">mục lục PRD</w:t>
-        </w:r>
-      </w:hyperlink>
-      <w:r>
-        <w:t xml:space="preserve">,</w:t>
-      </w:r>
-      <w:r>
-        <w:t xml:space="preserve"> </w:t>
-      </w:r>
-      <w:hyperlink r:id="rId10">
-        <w:r>
-          <w:rPr>
-            <w:rStyle w:val="Hyperlink"/>
-          </w:rPr>
-          <w:t xml:space="preserve">Quy trình O2C</w:t>
-        </w:r>
-      </w:hyperlink>
-      <w:r>
-        <w:t xml:space="preserve">,</w:t>
-      </w:r>
-      <w:r>
-        <w:t xml:space="preserve"> </w:t>
-      </w:r>
-      <w:hyperlink r:id="rId11">
-        <w:r>
-          <w:rPr>
-            <w:rStyle w:val="Hyperlink"/>
-          </w:rPr>
-          <w:t xml:space="preserve">Màn hình lái xe</w:t>
-        </w:r>
-      </w:hyperlink>
-      <w:r>
-        <w:t xml:space="preserve">.</w:t>
+        <w:t xml:space="preserve">Xem thêm: mục lục PRD, Quy trình O2C, Màn hình lái xe.</w:t>
       </w:r>
     </w:p>
     <w:p>
@@ -87,7 +45,7 @@
         <w:t xml:space="preserve">Điều vận cần ghép các công việc phù hợp để tận dụng xe, moóc và hành trình. Lái xe cần hiểu hai công việc chạy đồng thời hay nối tiếp. CUS và Kế toán cần giữ đúng lô hàng, chứng từ, doanh thu và chi phí của từng công việc khi ghép.</w:t>
       </w:r>
     </w:p>
-    <w:bookmarkStart w:id="14" w:name="định-nghĩa-nghiệp-vụ"/>
+    <w:bookmarkStart w:id="11" w:name="định-nghĩa-nghiệp-vụ"/>
     <w:p>
       <w:pPr>
         <w:pStyle w:val="Heading2"/>
@@ -96,7 +54,7 @@
         <w:t xml:space="preserve">1. Định nghĩa nghiệp vụ</w:t>
       </w:r>
     </w:p>
-    <w:bookmarkStart w:id="12" w:name="kẹp-hai-container-20ft-chạy-đồng-thời"/>
+    <w:bookmarkStart w:id="9" w:name="kẹp-hai-container-20ft-chạy-đồng-thời"/>
     <w:p>
       <w:pPr>
         <w:pStyle w:val="Heading3"/>
@@ -187,8 +145,8 @@
         <w:t xml:space="preserve">Thông tin hàng, tiến độ và bằng chứng của từng container vẫn được theo dõi riêng.</w:t>
       </w:r>
     </w:p>
-    <w:bookmarkEnd w:id="12"/>
-    <w:bookmarkStart w:id="13" w:name="kết-hợp-tái-dùng-vỏ-thực-hiện-nối-tiếp"/>
+    <w:bookmarkEnd w:id="9"/>
+    <w:bookmarkStart w:id="10" w:name="kết-hợp-tái-dùng-vỏ-thực-hiện-nối-tiếp"/>
     <w:p>
       <w:pPr>
         <w:pStyle w:val="Heading3"/>
@@ -245,9 +203,9 @@
         <w:t xml:space="preserve">Chỉ được bắt đầu đóng hàng Lệnh 2 sau khi hoàn thành phần trả hàng Lệnh 1. Tiết kiệm hành trình rỗng không làm gộp chứng từ hoặc doanh thu của hai công việc.</w:t>
       </w:r>
     </w:p>
-    <w:bookmarkEnd w:id="13"/>
-    <w:bookmarkEnd w:id="14"/>
-    <w:bookmarkStart w:id="15" w:name="lô-hàng-và-quan-hệ-ghép"/>
+    <w:bookmarkEnd w:id="10"/>
+    <w:bookmarkEnd w:id="11"/>
+    <w:bookmarkStart w:id="12" w:name="lô-hàng-và-quan-hệ-ghép"/>
     <w:p>
       <w:pPr>
         <w:pStyle w:val="Heading2"/>
@@ -428,8 +386,8 @@
         <w:t xml:space="preserve">Công việc LCL được nhận diện và theo dõi riêng mà không cần container. Không tạo container giả để đưa LCL vào quy tắc ghép hai container 20FT.</w:t>
       </w:r>
     </w:p>
-    <w:bookmarkEnd w:id="15"/>
-    <w:bookmarkStart w:id="19" w:name="phân-xe-và-quản-lý-cặp"/>
+    <w:bookmarkEnd w:id="12"/>
+    <w:bookmarkStart w:id="16" w:name="phân-xe-và-quản-lý-cặp"/>
     <w:p>
       <w:pPr>
         <w:pStyle w:val="Heading2"/>
@@ -438,7 +396,7 @@
         <w:t xml:space="preserve">3. Phân xe và quản lý cặp</w:t>
       </w:r>
     </w:p>
-    <w:bookmarkStart w:id="16" w:name="tạo-cặp"/>
+    <w:bookmarkStart w:id="13" w:name="tạo-cặp"/>
     <w:p>
       <w:pPr>
         <w:pStyle w:val="Heading3"/>
@@ -537,8 +495,8 @@
         <w:t xml:space="preserve">Sau khi lưu thành công, cả hai công việc cùng có phân công và quan hệ ghép đúng. Nếu không thể lưu đủ cả cặp, thông báo rõ lý do và không để lại một nửa phân công khiến người dùng hiểu nhầm đã ghép xong.</w:t>
       </w:r>
     </w:p>
-    <w:bookmarkEnd w:id="16"/>
-    <w:bookmarkStart w:id="17" w:name="dùng-chung-xe-moóc-và-tài-xế"/>
+    <w:bookmarkEnd w:id="13"/>
+    <w:bookmarkStart w:id="14" w:name="dùng-chung-xe-moóc-và-tài-xế"/>
     <w:p>
       <w:pPr>
         <w:pStyle w:val="Heading3"/>
@@ -563,8 +521,8 @@
         <w:t xml:space="preserve">Khi hai người cùng phân xe, hệ thống không được xác nhận thành công cho các phân công mâu thuẫn. Người không thể hoàn tất phải thấy xe/moóc/tài xế nào đã được sử dụng và có thể chọn lại phương án phù hợp.</w:t>
       </w:r>
     </w:p>
-    <w:bookmarkEnd w:id="17"/>
-    <w:bookmarkStart w:id="18" w:name="sửa-hủy-và-phân-lại"/>
+    <w:bookmarkEnd w:id="14"/>
+    <w:bookmarkStart w:id="15" w:name="sửa-hủy-và-phân-lại"/>
     <w:p>
       <w:pPr>
         <w:pStyle w:val="Heading3"/>
@@ -653,9 +611,9 @@
         <w:t xml:space="preserve">Mọi thao tác cần Internet. Khi chưa thể xác định đã lưu hay chưa, trạng thái phải nói rõ và làm rõ kết quả trước khi người dùng thử lại. Không cho làm việc ngoại tuyến hoặc tự gửi lại khi có mạng.</w:t>
       </w:r>
     </w:p>
-    <w:bookmarkEnd w:id="18"/>
-    <w:bookmarkEnd w:id="19"/>
-    <w:bookmarkStart w:id="20" w:name="hiển-thị-cho-điều-vận-cus-và-lái-xe"/>
+    <w:bookmarkEnd w:id="15"/>
+    <w:bookmarkEnd w:id="16"/>
+    <w:bookmarkStart w:id="17" w:name="hiển-thị-cho-điều-vận-cus-và-lái-xe"/>
     <w:p>
       <w:pPr>
         <w:pStyle w:val="Heading2"/>
@@ -693,21 +651,7 @@
         <w:pStyle w:val="BodyText"/>
       </w:pPr>
       <w:r>
-        <w:t xml:space="preserve">Trên app lái xe, hai thẻ đứng liền kề, có dấu hiệu cùng cặp. Mỗi thẻ vẫn thể hiện container, loại, lịch và thao tác riêng. KẸP thể hiện chạy đồng thời; KẾT HỢP thể hiện phần trước/phần sau cùng lý do chưa thể bắt đầu phần sau. Xem</w:t>
-      </w:r>
-      <w:r>
-        <w:t xml:space="preserve"> </w:t>
-      </w:r>
-      <w:hyperlink r:id="rId11">
-        <w:r>
-          <w:rPr>
-            <w:rStyle w:val="Hyperlink"/>
-          </w:rPr>
-          <w:t xml:space="preserve">Màn hình lái xe</w:t>
-        </w:r>
-      </w:hyperlink>
-      <w:r>
-        <w:t xml:space="preserve">.</w:t>
+        <w:t xml:space="preserve">Trên app lái xe, hai thẻ đứng liền kề, có dấu hiệu cùng cặp. Mỗi thẻ vẫn thể hiện container, loại, lịch và thao tác riêng. KẸP thể hiện chạy đồng thời; KẾT HỢP thể hiện phần trước/phần sau cùng lý do chưa thể bắt đầu phần sau. Xem Màn hình lái xe.</w:t>
       </w:r>
     </w:p>
     <w:p>
@@ -726,8 +670,8 @@
         <w:t xml:space="preserve">Trên điện thoại, máy tính bảng và máy tính, người dùng phải đọc nhanh được cặp và hành động cần làm. Trình bày xe/moóc/tài xế dùng chung gọn một lần khi phù hợp; tránh thẻ lồng nhau, khoảng trống lớn hoặc nhân đôi khối thông tin. Số container, biển số và loại container phải đọc nguyên cụm. Nút dễ chạm, có nhãn rõ và dùng được bằng bàn phím.</w:t>
       </w:r>
     </w:p>
-    <w:bookmarkEnd w:id="20"/>
-    <w:bookmarkStart w:id="24" w:name="chi-phí-lương-và-doanh-thu"/>
+    <w:bookmarkEnd w:id="17"/>
+    <w:bookmarkStart w:id="21" w:name="chi-phí-lương-và-doanh-thu"/>
     <w:p>
       <w:pPr>
         <w:pStyle w:val="Heading2"/>
@@ -736,7 +680,7 @@
         <w:t xml:space="preserve">5. Chi phí, lương và doanh thu</w:t>
       </w:r>
     </w:p>
-    <w:bookmarkStart w:id="21" w:name="phí-của-hành-trình-dùng-chung"/>
+    <w:bookmarkStart w:id="18" w:name="phí-của-hành-trình-dùng-chung"/>
     <w:p>
       <w:pPr>
         <w:pStyle w:val="Heading3"/>
@@ -777,8 +721,8 @@
         <w:t xml:space="preserve">Các khoản phí thật sự khác nhau của hai chặng vẫn được ghi nhận riêng. Kế toán phải đối chiếu được tổng phí, khoản nào dùng chung và khoản nào thuộc từng công việc. Khi bỏ ghép hoặc tính lại, áp dụng cách tính phù hợp với hành trình còn lại mà không ghi thêm cùng một khoản phí.</w:t>
       </w:r>
     </w:p>
-    <w:bookmarkEnd w:id="21"/>
-    <w:bookmarkStart w:id="22" w:name="lương-tài-xế"/>
+    <w:bookmarkEnd w:id="18"/>
+    <w:bookmarkStart w:id="19" w:name="lương-tài-xế"/>
     <w:p>
       <w:pPr>
         <w:pStyle w:val="Heading3"/>
@@ -815,8 +759,8 @@
         <w:t xml:space="preserve">Kỳ lương đã chốt và việc điều chỉnh tiếp tục theo quy tắc lương chung. Không âm thầm thay đổi lịch sử lương hoặc tạo thêm bước phê duyệt cho chuyến ghép.</w:t>
       </w:r>
     </w:p>
-    <w:bookmarkEnd w:id="22"/>
-    <w:bookmarkStart w:id="23" w:name="khoản-riêng-của-từng-lôcontainer"/>
+    <w:bookmarkEnd w:id="19"/>
+    <w:bookmarkStart w:id="20" w:name="khoản-riêng-của-từng-lôcontainer"/>
     <w:p>
       <w:pPr>
         <w:pStyle w:val="Heading3"/>
@@ -833,9 +777,9 @@
         <w:t xml:space="preserve">Doanh thu, công nợ khách hàng, phí nâng/hạ, vệ sinh và lưu bãi vẫn thuộc đúng lô/container phát sinh. Cùng xe không đồng nghĩa cùng khách hàng hoặc cùng bên xuất hóa đơn. Tổng hợp không được vừa cộng tổng lô vừa cộng lại các khoản của từng container.</w:t>
       </w:r>
     </w:p>
-    <w:bookmarkEnd w:id="23"/>
-    <w:bookmarkEnd w:id="24"/>
-    <w:bookmarkStart w:id="25" w:name="bảng-so-sánh"/>
+    <w:bookmarkEnd w:id="20"/>
+    <w:bookmarkEnd w:id="21"/>
+    <w:bookmarkStart w:id="22" w:name="bảng-so-sánh"/>
     <w:p>
       <w:pPr>
         <w:pStyle w:val="Heading2"/>
@@ -1321,8 +1265,8 @@
         </w:tc>
       </w:tr>
     </w:tbl>
-    <w:bookmarkEnd w:id="25"/>
-    <w:bookmarkStart w:id="26" w:name="tiêu-chí-nghiệm-thu"/>
+    <w:bookmarkEnd w:id="22"/>
+    <w:bookmarkStart w:id="23" w:name="tiêu-chí-nghiệm-thu"/>
     <w:p>
       <w:pPr>
         <w:pStyle w:val="Heading2"/>
@@ -1451,8 +1395,8 @@
         <w:t xml:space="preserve">Người có quyền thao tác trực tiếp khi có Internet. Mất mạng không báo thành công giả, không tự gửi lại và không tạo bước chờ phê duyệt nội bộ.</w:t>
       </w:r>
     </w:p>
-    <w:bookmarkEnd w:id="26"/>
-    <w:bookmarkEnd w:id="27"/>
+    <w:bookmarkEnd w:id="23"/>
+    <w:bookmarkEnd w:id="24"/>
     <w:sectPr>
       <w:footnotePr>
         <w:numRestart w:val="eachSect"/>
